--- a/submission/Title Page.docx
+++ b/submission/Title Page.docx
@@ -4,139 +4,41 @@
   <w:body>
     <w:p>
       <w:r>
-        <w:rPr>
-          <w:rFonts w:ascii="Times New Roman" w:hAnsi="Times New Roman"/>
-          <w:b/>
-          <w:i w:val="0"/>
-          <w:sz w:val="26"/>
-        </w:rPr>
         <w:t>Title Page</w:t>
       </w:r>
     </w:p>
     <w:p>
       <w:r>
-        <w:rPr>
-          <w:rFonts w:ascii="Times New Roman" w:hAnsi="Times New Roman"/>
-          <w:b w:val="0"/>
-          <w:i w:val="0"/>
-          <w:sz w:val="22"/>
-        </w:rPr>
+        <w:t>Reconstruction sensitivity of automated cardiac and vascular volumetry on routine chest CT: a same-acquisition paired study with executable guardrails</w:t>
       </w:r>
     </w:p>
     <w:p>
       <w:r>
-        <w:rPr>
-          <w:rFonts w:ascii="Times New Roman" w:hAnsi="Times New Roman"/>
-          <w:b/>
-          <w:i w:val="0"/>
-          <w:sz w:val="24"/>
-        </w:rPr>
-        <w:t>A multi-agent skill pipeline finds no tumor-selective heart-failure ligand–receptor axis across 30 tumor types under rank-based source criteria</w:t>
+        <w:t>Nicolas Avelar a,b, Ruidong Zhang b, Yi Pan b</w:t>
       </w:r>
     </w:p>
     <w:p>
       <w:r>
-        <w:rPr>
-          <w:rFonts w:ascii="Times New Roman" w:hAnsi="Times New Roman"/>
-          <w:b w:val="0"/>
-          <w:i w:val="0"/>
-          <w:sz w:val="22"/>
-        </w:rPr>
-      </w:r>
-    </w:p>
-    <w:p>
-      <w:r>
-        <w:rPr>
-          <w:rFonts w:ascii="Times New Roman" w:hAnsi="Times New Roman"/>
-          <w:b w:val="0"/>
-          <w:i w:val="0"/>
-          <w:sz w:val="22"/>
-        </w:rPr>
-        <w:t>Nicolas Avelara,b, Ruidong Zhangb, Yi Panb</w:t>
-      </w:r>
-    </w:p>
-    <w:p>
-      <w:r>
-        <w:rPr>
-          <w:rFonts w:ascii="Times New Roman" w:hAnsi="Times New Roman"/>
-          <w:b w:val="0"/>
-          <w:i w:val="0"/>
-          <w:sz w:val="22"/>
-        </w:rPr>
-      </w:r>
-    </w:p>
-    <w:p>
-      <w:r>
-        <w:rPr>
-          <w:rFonts w:ascii="Times New Roman" w:hAnsi="Times New Roman"/>
-          <w:b w:val="0"/>
-          <w:i w:val="0"/>
-          <w:sz w:val="20"/>
-        </w:rPr>
         <w:t>a North Oconee High School, Bogart, GA, USA</w:t>
       </w:r>
     </w:p>
     <w:p>
       <w:r>
-        <w:rPr>
-          <w:rFonts w:ascii="Times New Roman" w:hAnsi="Times New Roman"/>
-          <w:b w:val="0"/>
-          <w:i w:val="0"/>
-          <w:sz w:val="20"/>
-        </w:rPr>
         <w:t>b School of Computing, University of Georgia, 200 D.W. Brooks Drive, Athens, GA 30602, USA</w:t>
       </w:r>
     </w:p>
     <w:p>
       <w:r>
-        <w:rPr>
-          <w:rFonts w:ascii="Times New Roman" w:hAnsi="Times New Roman"/>
-          <w:b w:val="0"/>
-          <w:i w:val="0"/>
-          <w:sz w:val="22"/>
-        </w:rPr>
-      </w:r>
-    </w:p>
-    <w:p>
-      <w:r>
-        <w:rPr>
-          <w:rFonts w:ascii="Times New Roman" w:hAnsi="Times New Roman"/>
-          <w:b/>
-          <w:i w:val="0"/>
-          <w:sz w:val="20"/>
-        </w:rPr>
         <w:t>Corresponding author</w:t>
       </w:r>
     </w:p>
     <w:p>
       <w:r>
-        <w:rPr>
-          <w:rFonts w:ascii="Times New Roman" w:hAnsi="Times New Roman"/>
-          <w:b w:val="0"/>
-          <w:i w:val="0"/>
-          <w:sz w:val="20"/>
-        </w:rPr>
         <w:t>Nicolas Avelar, School of Computing, University of Georgia, 200 D.W. Brooks Drive, Athens, GA 30602, USA. E-mail: navelar773@gmail.com</w:t>
       </w:r>
     </w:p>
     <w:p>
       <w:r>
-        <w:rPr>
-          <w:rFonts w:ascii="Times New Roman" w:hAnsi="Times New Roman"/>
-          <w:b w:val="0"/>
-          <w:i w:val="0"/>
-          <w:sz w:val="22"/>
-        </w:rPr>
-      </w:r>
-    </w:p>
-    <w:p>
-      <w:r>
-        <w:rPr>
-          <w:rFonts w:ascii="Times New Roman" w:hAnsi="Times New Roman"/>
-          <w:b w:val="0"/>
-          <w:i/>
-          <w:sz w:val="20"/>
-        </w:rPr>
         <w:t>Present addresses: none. All authors' addresses are as listed above.</w:t>
       </w:r>
     </w:p>
@@ -513,6 +415,10 @@
     <w:name w:val="Normal"/>
     <w:qFormat/>
     <w:rsid w:val="00FC693F"/>
+    <w:rPr>
+      <w:rFonts w:ascii="Times New Roman" w:hAnsi="Times New Roman"/>
+      <w:sz w:val="24"/>
+    </w:rPr>
   </w:style>
   <w:style w:type="paragraph" w:styleId="Header">
     <w:name w:val="header"/>

--- a/submission/Title Page.docx
+++ b/submission/Title Page.docx
@@ -9,7 +9,7 @@
     </w:p>
     <w:p>
       <w:r>
-        <w:t>Reconstruction sensitivity of automated cardiac and vascular volumetry on routine chest CT: a same-acquisition paired study with executable guardrails</w:t>
+        <w:t>Reproducibility of automated cardiac and vascular volumetry across chest CT reconstruction kernels: a same-acquisition paired study with executable guardrails</w:t>
       </w:r>
     </w:p>
     <w:p>
